--- a/docs/common_code/15_factors/factors.docx
+++ b/docs/common_code/15_factors/factors.docx
@@ -31,7 +31,7 @@
         <w:pStyle w:val="Date"/>
       </w:pPr>
       <w:r>
-        <w:t xml:space="preserve">2026-07-02</w:t>
+        <w:t xml:space="preserve">2026-07-03</w:t>
       </w:r>
     </w:p>
     <w:bookmarkStart w:id="10" w:name="strings-and-factors"/>

--- a/docs/common_code/15_factors/factors.docx
+++ b/docs/common_code/15_factors/factors.docx
@@ -31,7 +31,7 @@
         <w:pStyle w:val="Date"/>
       </w:pPr>
       <w:r>
-        <w:t xml:space="preserve">2026-07-03</w:t>
+        <w:t xml:space="preserve">2026-07-04</w:t>
       </w:r>
     </w:p>
     <w:bookmarkStart w:id="10" w:name="strings-and-factors"/>

--- a/docs/common_code/15_factors/factors.docx
+++ b/docs/common_code/15_factors/factors.docx
@@ -31,7 +31,7 @@
         <w:pStyle w:val="Date"/>
       </w:pPr>
       <w:r>
-        <w:t xml:space="preserve">2026-07-04</w:t>
+        <w:t xml:space="preserve">2026-07-05</w:t>
       </w:r>
     </w:p>
     <w:bookmarkStart w:id="10" w:name="strings-and-factors"/>

--- a/docs/common_code/15_factors/factors.docx
+++ b/docs/common_code/15_factors/factors.docx
@@ -31,7 +31,7 @@
         <w:pStyle w:val="Date"/>
       </w:pPr>
       <w:r>
-        <w:t xml:space="preserve">2026-07-05</w:t>
+        <w:t xml:space="preserve">2026-08-27</w:t>
       </w:r>
     </w:p>
     <w:bookmarkStart w:id="10" w:name="strings-and-factors"/>
@@ -3043,7 +3043,7 @@
         <w:rPr>
           <w:rStyle w:val="StringTok"/>
         </w:rPr>
-        <w:t xml:space="preserve">"steelblue"</w:t>
+        <w:t xml:space="preserve">"darkblue"</w:t>
       </w:r>
       <w:r>
         <w:rPr>
@@ -4140,7 +4140,7 @@
         <w:rPr>
           <w:rStyle w:val="StringTok"/>
         </w:rPr>
-        <w:t xml:space="preserve">"steelblue"</w:t>
+        <w:t xml:space="preserve">"darkblue"</w:t>
       </w:r>
       <w:r>
         <w:rPr>
@@ -4459,13 +4459,28 @@
         <w:pStyle w:val="FirstParagraph"/>
       </w:pPr>
       <w:r>
-        <w:t xml:space="preserve">The canonical use case: fish or species ordered from smallest to largest</w:t>
-      </w:r>
-      <w:r>
-        <w:t xml:space="preserve"> </w:t>
-      </w:r>
-      <w:r>
-        <w:t xml:space="preserve">on a horizontal axis.</w:t>
+        <w:t xml:space="preserve">The canonical use case: species ordered from smallest to largest</w:t>
+      </w:r>
+      <w:r>
+        <w:t xml:space="preserve"> </w:t>
+      </w:r>
+      <w:r>
+        <w:t xml:space="preserve">on a horizontal axis. We reuse</w:t>
+      </w:r>
+      <w:r>
+        <w:t xml:space="preserve"> </w:t>
+      </w:r>
+      <w:r>
+        <w:rPr>
+          <w:rStyle w:val="VerbatimChar"/>
+        </w:rPr>
+        <w:t xml:space="preserve">penguins</w:t>
+      </w:r>
+      <w:r>
+        <w:t xml:space="preserve"> </w:t>
+      </w:r>
+      <w:r>
+        <w:t xml:space="preserve">from earlier in this file.</w:t>
       </w:r>
     </w:p>
     <w:p>
@@ -4476,7 +4491,7 @@
         <w:rPr>
           <w:rStyle w:val="NormalTok"/>
         </w:rPr>
-        <w:t xml:space="preserve">fish_df </w:t>
+        <w:t xml:space="preserve">penguins </w:t>
       </w:r>
       <w:r>
         <w:rPr>
@@ -4497,13 +4512,13 @@
         <w:rPr>
           <w:rStyle w:val="FunctionTok"/>
         </w:rPr>
-        <w:t xml:space="preserve">group_by</w:t>
-      </w:r>
-      <w:r>
-        <w:rPr>
-          <w:rStyle w:val="NormalTok"/>
-        </w:rPr>
-        <w:t xml:space="preserve">(species) </w:t>
+        <w:t xml:space="preserve">drop_na</w:t>
+      </w:r>
+      <w:r>
+        <w:rPr>
+          <w:rStyle w:val="NormalTok"/>
+        </w:rPr>
+        <w:t xml:space="preserve">(body_mass_g) </w:t>
       </w:r>
       <w:r>
         <w:rPr>
@@ -4554,7 +4569,7 @@
         <w:rPr>
           <w:rStyle w:val="NormalTok"/>
         </w:rPr>
-        <w:t xml:space="preserve">(species, mass_g, </w:t>
+        <w:t xml:space="preserve">(species, body_mass_g, </w:t>
       </w:r>
       <w:r>
         <w:rPr>
@@ -4629,7 +4644,7 @@
         <w:rPr>
           <w:rStyle w:val="NormalTok"/>
         </w:rPr>
-        <w:t xml:space="preserve"> mass_g, </w:t>
+        <w:t xml:space="preserve"> body_mass_g, </w:t>
       </w:r>
       <w:r>
         <w:rPr>
@@ -4821,7 +4836,7 @@
         <w:rPr>
           <w:rStyle w:val="StringTok"/>
         </w:rPr>
-        <w:t xml:space="preserve">"Fish species ordered by mean body mass"</w:t>
+        <w:t xml:space="preserve">"Penguin species ordered by mean body mass"</w:t>
       </w:r>
       <w:r>
         <w:rPr>

--- a/docs/common_code/15_factors/factors.docx
+++ b/docs/common_code/15_factors/factors.docx
@@ -115,6 +115,90 @@
       </w:r>
       <w:r>
         <w:t xml:space="preserve">of categories — controlling which group appears first on a plot axis or in a table.</w:t>
+      </w:r>
+    </w:p>
+    <w:p>
+      <w:pPr>
+        <w:pStyle w:val="BlockText"/>
+      </w:pPr>
+      <w:r>
+        <w:t xml:space="preserve">You met</w:t>
+      </w:r>
+      <w:r>
+        <w:t xml:space="preserve"> </w:t>
+      </w:r>
+      <w:r>
+        <w:rPr>
+          <w:rStyle w:val="VerbatimChar"/>
+        </w:rPr>
+        <w:t xml:space="preserve">fct_reorder()</w:t>
+      </w:r>
+      <w:r>
+        <w:t xml:space="preserve"> </w:t>
+      </w:r>
+      <w:r>
+        <w:t xml:space="preserve">(order a plot by a variable) and</w:t>
+      </w:r>
+      <w:r>
+        <w:t xml:space="preserve"> </w:t>
+      </w:r>
+      <w:r>
+        <w:rPr>
+          <w:rStyle w:val="VerbatimChar"/>
+        </w:rPr>
+        <w:t xml:space="preserve">fct_relevel()</w:t>
+      </w:r>
+      <w:r>
+        <w:t xml:space="preserve"> </w:t>
+      </w:r>
+      <w:r>
+        <w:t xml:space="preserve">(set a</w:t>
+      </w:r>
+      <w:r>
+        <w:t xml:space="preserve"> </w:t>
+      </w:r>
+      <w:r>
+        <w:t xml:space="preserve">model’s reference group) in</w:t>
+      </w:r>
+      <w:r>
+        <w:t xml:space="preserve"> </w:t>
+      </w:r>
+      <w:r>
+        <w:rPr>
+          <w:b/>
+          <w:bCs/>
+        </w:rPr>
+        <w:t xml:space="preserve">One-Way ANOVA I</w:t>
+      </w:r>
+      <w:r>
+        <w:t xml:space="preserve">. This page is the rest of the</w:t>
+      </w:r>
+      <w:r>
+        <w:t xml:space="preserve"> </w:t>
+      </w:r>
+      <w:r>
+        <w:t xml:space="preserve">family — renaming, merging, and lumping levels — plus</w:t>
+      </w:r>
+      <w:r>
+        <w:t xml:space="preserve"> </w:t>
+      </w:r>
+      <w:r>
+        <w:rPr>
+          <w:rStyle w:val="VerbatimChar"/>
+        </w:rPr>
+        <w:t xml:space="preserve">stringr</w:t>
+      </w:r>
+      <w:r>
+        <w:t xml:space="preserve"> </w:t>
+      </w:r>
+      <w:r>
+        <w:t xml:space="preserve">for cleaning</w:t>
+      </w:r>
+      <w:r>
+        <w:t xml:space="preserve"> </w:t>
+      </w:r>
+      <w:r>
+        <w:t xml:space="preserve">the text those levels come from.</w:t>
       </w:r>
     </w:p>
     <w:p>

--- a/docs/common_code/15_factors/factors.docx
+++ b/docs/common_code/15_factors/factors.docx
@@ -31,7 +31,7 @@
         <w:pStyle w:val="Date"/>
       </w:pPr>
       <w:r>
-        <w:t xml:space="preserve">2026-08-27</w:t>
+        <w:t xml:space="preserve">2026-09-01</w:t>
       </w:r>
     </w:p>
     <w:bookmarkStart w:id="10" w:name="strings-and-factors"/>

--- a/docs/common_code/15_factors/factors.docx
+++ b/docs/common_code/15_factors/factors.docx
@@ -31,7 +31,7 @@
         <w:pStyle w:val="Date"/>
       </w:pPr>
       <w:r>
-        <w:t xml:space="preserve">2026-09-01</w:t>
+        <w:t xml:space="preserve">2026-09-03</w:t>
       </w:r>
     </w:p>
     <w:bookmarkStart w:id="10" w:name="strings-and-factors"/>

--- a/docs/common_code/15_factors/factors.docx
+++ b/docs/common_code/15_factors/factors.docx
@@ -6427,8 +6427,8 @@
       <w:rFonts w:asciiTheme="majorHAnsi" w:cstheme="majorBidi" w:eastAsiaTheme="majorEastAsia" w:hAnsiTheme="majorHAnsi"/>
       <w:spacing w:val="-10"/>
       <w:kern w:val="28"/>
-      <w:sz w:val="56"/>
-      <w:szCs w:val="56"/>
+      <w:sz w:val="40"/>
+      <w:szCs w:val="40"/>
     </w:rPr>
   </w:style>
   <w:style w:customStyle="1" w:styleId="TitleChar" w:type="character">
@@ -6441,8 +6441,8 @@
       <w:rFonts w:asciiTheme="majorHAnsi" w:cstheme="majorBidi" w:eastAsiaTheme="majorEastAsia" w:hAnsiTheme="majorHAnsi"/>
       <w:spacing w:val="-10"/>
       <w:kern w:val="28"/>
-      <w:sz w:val="56"/>
-      <w:szCs w:val="56"/>
+      <w:sz w:val="40"/>
+      <w:szCs w:val="40"/>
     </w:rPr>
   </w:style>
   <w:style w:styleId="Subtitle" w:type="paragraph">

--- a/docs/common_code/15_factors/factors.docx
+++ b/docs/common_code/15_factors/factors.docx
@@ -31,7 +31,7 @@
         <w:pStyle w:val="Date"/>
       </w:pPr>
       <w:r>
-        <w:t xml:space="preserve">2026-09-03</w:t>
+        <w:t xml:space="preserve">2026-09-04</w:t>
       </w:r>
     </w:p>
     <w:bookmarkStart w:id="10" w:name="strings-and-factors"/>
